--- a/data/exports/kcet-simple-harmonic-motion_revision_notes.docx
+++ b/data/exports/kcet-simple-harmonic-motion_revision_notes.docx
@@ -189,7 +189,7 @@
                 <w:color w:val="2D3748"/>
                 <w:sz w:val="19"/>
               </w:rPr>
-              <w:t>Kcet Simple Harmonic Motion - Core Application</w:t>
+              <w:t>Kinematics &amp; Dynamics of SHM</w:t>
             </w:r>
           </w:p>
         </w:tc>
@@ -209,7 +209,7 @@
               <w:rPr>
                 <w:sz w:val="19"/>
               </w:rPr>
-              <w:t>9 PYQs</w:t>
+              <w:t>8 PYQs</w:t>
             </w:r>
           </w:p>
         </w:tc>
@@ -230,7 +230,94 @@
                 <w:color w:val="718096"/>
                 <w:sz w:val="19"/>
               </w:rPr>
-              <w:t>General Concept</w:t>
+              <w:t>SHM Basics</w:t>
+            </w:r>
+          </w:p>
+        </w:tc>
+      </w:tr>
+      <w:tr>
+        <w:tc>
+          <w:tcPr>
+            <w:tcW w:type="dxa" w:w="2160"/>
+            <w:shd w:fill="FFFFFF"/>
+            <w:tcMar>
+              <w:top w:w="80" w:type="dxa"/>
+              <w:bottom w:w="80" w:type="dxa"/>
+              <w:left w:w="150" w:type="dxa"/>
+              <w:right w:w="150" w:type="dxa"/>
+            </w:tcMar>
+          </w:tcPr>
+          <w:p>
+            <w:r>
+              <w:rPr>
+                <w:b/>
+                <w:color w:val="718096"/>
+                <w:sz w:val="19"/>
+              </w:rPr>
+              <w:t>Moderate</w:t>
+            </w:r>
+          </w:p>
+        </w:tc>
+        <w:tc>
+          <w:tcPr>
+            <w:tcW w:type="dxa" w:w="4320"/>
+            <w:shd w:fill="FFFFFF"/>
+            <w:tcMar>
+              <w:top w:w="80" w:type="dxa"/>
+              <w:bottom w:w="80" w:type="dxa"/>
+              <w:left w:w="150" w:type="dxa"/>
+              <w:right w:w="150" w:type="dxa"/>
+            </w:tcMar>
+          </w:tcPr>
+          <w:p>
+            <w:r>
+              <w:rPr>
+                <w:b/>
+                <w:color w:val="2D3748"/>
+                <w:sz w:val="19"/>
+              </w:rPr>
+              <w:t>Energy in SHM &amp; Spring-Pendulum Systems</w:t>
+            </w:r>
+          </w:p>
+        </w:tc>
+        <w:tc>
+          <w:tcPr>
+            <w:tcW w:type="dxa" w:w="1728"/>
+            <w:shd w:fill="FFFFFF"/>
+            <w:tcMar>
+              <w:top w:w="80" w:type="dxa"/>
+              <w:bottom w:w="80" w:type="dxa"/>
+              <w:left w:w="150" w:type="dxa"/>
+              <w:right w:w="150" w:type="dxa"/>
+            </w:tcMar>
+          </w:tcPr>
+          <w:p>
+            <w:r>
+              <w:rPr>
+                <w:sz w:val="19"/>
+              </w:rPr>
+              <w:t>4 PYQs</w:t>
+            </w:r>
+          </w:p>
+        </w:tc>
+        <w:tc>
+          <w:tcPr>
+            <w:tcW w:type="dxa" w:w="1872"/>
+            <w:shd w:fill="FFFFFF"/>
+            <w:tcMar>
+              <w:top w:w="80" w:type="dxa"/>
+              <w:bottom w:w="80" w:type="dxa"/>
+              <w:left w:w="150" w:type="dxa"/>
+              <w:right w:w="150" w:type="dxa"/>
+            </w:tcMar>
+          </w:tcPr>
+          <w:p>
+            <w:r>
+              <w:rPr>
+                <w:color w:val="718096"/>
+                <w:sz w:val="19"/>
+              </w:rPr>
+              <w:t>Energy &amp; Systems</w:t>
             </w:r>
           </w:p>
         </w:tc>
@@ -311,6 +398,98 @@
           </w:p>
         </w:tc>
       </w:tr>
+      <w:tr>
+        <w:tc>
+          <w:tcPr>
+            <w:tcW w:type="dxa" w:w="3600"/>
+            <w:shd w:fill="F7FAFC"/>
+            <w:tcMar>
+              <w:top w:w="100" w:type="dxa"/>
+              <w:bottom w:w="100" w:type="dxa"/>
+              <w:left w:w="150" w:type="dxa"/>
+              <w:right w:w="150" w:type="dxa"/>
+            </w:tcMar>
+          </w:tcPr>
+          <w:p>
+            <w:r>
+              <w:rPr>
+                <w:b/>
+                <w:color w:val="1A365D"/>
+                <w:sz w:val="19"/>
+              </w:rPr>
+              <w:t>Kinematics &amp; Dynamics of SHM</w:t>
+            </w:r>
+          </w:p>
+        </w:tc>
+        <w:tc>
+          <w:tcPr>
+            <w:tcW w:type="dxa" w:w="6480"/>
+            <w:shd w:fill="F7FAFC"/>
+            <w:tcMar>
+              <w:top w:w="100" w:type="dxa"/>
+              <w:bottom w:w="100" w:type="dxa"/>
+              <w:left w:w="150" w:type="dxa"/>
+              <w:right w:w="150" w:type="dxa"/>
+            </w:tcMar>
+          </w:tcPr>
+          <w:p>
+            <w:r>
+              <w:rPr>
+                <w:rFonts w:ascii="Cambria Math" w:hAnsi="Cambria Math"/>
+                <w:color w:val="2D3748"/>
+                <w:sz w:val="19"/>
+              </w:rPr>
+              <w:t>x(t) = A\sin(\omega t + \phi), \quad v = \omega\sqrt{A^2 - x^2}, \quad a = -\omega^2 x, \quad T = 2\pi\sqrt{\frac{m}{k}}</w:t>
+            </w:r>
+          </w:p>
+        </w:tc>
+      </w:tr>
+      <w:tr>
+        <w:tc>
+          <w:tcPr>
+            <w:tcW w:type="dxa" w:w="3600"/>
+            <w:shd w:fill="FFFFFF"/>
+            <w:tcMar>
+              <w:top w:w="100" w:type="dxa"/>
+              <w:bottom w:w="100" w:type="dxa"/>
+              <w:left w:w="150" w:type="dxa"/>
+              <w:right w:w="150" w:type="dxa"/>
+            </w:tcMar>
+          </w:tcPr>
+          <w:p>
+            <w:r>
+              <w:rPr>
+                <w:b/>
+                <w:color w:val="1A365D"/>
+                <w:sz w:val="19"/>
+              </w:rPr>
+              <w:t>Energy in SHM &amp; Spring-Pendulum Systems</w:t>
+            </w:r>
+          </w:p>
+        </w:tc>
+        <w:tc>
+          <w:tcPr>
+            <w:tcW w:type="dxa" w:w="6480"/>
+            <w:shd w:fill="FFFFFF"/>
+            <w:tcMar>
+              <w:top w:w="100" w:type="dxa"/>
+              <w:bottom w:w="100" w:type="dxa"/>
+              <w:left w:w="150" w:type="dxa"/>
+              <w:right w:w="150" w:type="dxa"/>
+            </w:tcMar>
+          </w:tcPr>
+          <w:p>
+            <w:r>
+              <w:rPr>
+                <w:rFonts w:ascii="Cambria Math" w:hAnsi="Cambria Math"/>
+                <w:color w:val="2D3748"/>
+                <w:sz w:val="19"/>
+              </w:rPr>
+              <w:t>E_{\text{total}} = \frac{1}{2}m\omega^2 A^2 = \frac{1}{2}kA^2 = \text{const}, \quad T_{\text{spring}} = 2\pi\sqrt{\frac{m}{k}}, \quad T_{\text{pendulum}} = 2\pi\sqrt{\frac{l}{g}}</w:t>
+            </w:r>
+          </w:p>
+        </w:tc>
+      </w:tr>
     </w:tbl>
     <w:p>
       <w:pPr>
@@ -338,7 +517,7 @@
           <w:color w:val="2B6CB0"/>
           <w:sz w:val="24"/>
         </w:rPr>
-        <w:t>3.1 Kcet Simple Harmonic Motion - Core Application (High Yield — 9 PYQs)</w:t>
+        <w:t>3.1 Kinematics &amp; Dynamics of SHM (High Yield — 8 PYQs)</w:t>
       </w:r>
     </w:p>
     <w:p>
@@ -353,7 +532,7 @@
         <w:rPr>
           <w:sz w:val="20"/>
         </w:rPr>
-        <w:t>Key problem pattern in Kcet Simple Harmonic Motion.</w:t>
+        <w:t>Differential equation of SHM (d^2x / dt^2) + ω^2 x = 0, displacement, velocity, acceleration, and phase relations.</w:t>
       </w:r>
     </w:p>
     <w:tbl>
@@ -391,7 +570,7 @@
                 <w:color w:val="2D3748"/>
                 <w:sz w:val="19"/>
               </w:rPr>
-              <w:t>Watch for algebraic and sign errors.</w:t>
+              <w:t>Velocity leads displacement by π/2; acceleration leads displacement by π rad (opposite phase).</w:t>
             </w:r>
           </w:p>
         </w:tc>
@@ -432,7 +611,7 @@
                 <w:color w:val="2D3748"/>
                 <w:sz w:val="19"/>
               </w:rPr>
-              <w:t>Verify dimensions and boundary conditions.</w:t>
+              <w:t>At mean position (x = 0): v_(max) = Aω, a = 0. At extreme (x = ± A): v = 0, a_(max) = ω^2 A.</w:t>
             </w:r>
           </w:p>
         </w:tc>
@@ -522,6 +701,214 @@
           <w:sz w:val="18"/>
         </w:rPr>
         <w:t xml:space="preserve">"For a particle executing simple harmonic motion (SHM), at its mean position..."  </w:t>
+      </w:r>
+      <w:r>
+        <w:rPr>
+          <w:b/>
+          <w:color w:val="2B6CB0"/>
+          <w:sz w:val="18"/>
+        </w:rPr>
+        <w:t>[Ans: N/A]</w:t>
+      </w:r>
+    </w:p>
+    <w:p>
+      <w:pPr>
+        <w:spacing w:after="120"/>
+      </w:pPr>
+    </w:p>
+    <w:p>
+      <w:pPr>
+        <w:pStyle w:val="Heading2"/>
+      </w:pPr>
+      <w:r>
+        <w:rPr>
+          <w:color w:val="2B6CB0"/>
+          <w:sz w:val="24"/>
+        </w:rPr>
+        <w:t>3.2 Energy in SHM &amp; Spring-Pendulum Systems (Moderate Yield — 4 PYQs)</w:t>
+      </w:r>
+    </w:p>
+    <w:p>
+      <w:r>
+        <w:rPr>
+          <w:b/>
+          <w:sz w:val="20"/>
+        </w:rPr>
+        <w:t xml:space="preserve">Core Principle: </w:t>
+      </w:r>
+      <w:r>
+        <w:rPr>
+          <w:sz w:val="20"/>
+        </w:rPr>
+        <w:t>Energy oscillation in SHM (frequency of K and U is 2f), springs in series/parallel, and simple pendulum period.</w:t>
+      </w:r>
+    </w:p>
+    <w:tbl>
+      <w:tblPr>
+        <w:tblW w:type="auto" w:w="0"/>
+        <w:jc w:val="center"/>
+        <w:tblLook w:firstColumn="1" w:firstRow="1" w:lastColumn="0" w:lastRow="0" w:noHBand="0" w:noVBand="1" w:val="04A0"/>
+      </w:tblPr>
+      <w:tblGrid>
+        <w:gridCol w:w="10080"/>
+      </w:tblGrid>
+      <w:tr>
+        <w:tc>
+          <w:tcPr>
+            <w:tcW w:type="dxa" w:w="10080"/>
+            <w:shd w:fill="FFF5F5"/>
+            <w:tcMar>
+              <w:top w:w="100" w:type="dxa"/>
+              <w:bottom w:w="100" w:type="dxa"/>
+              <w:left w:w="150" w:type="dxa"/>
+              <w:right w:w="150" w:type="dxa"/>
+            </w:tcMar>
+          </w:tcPr>
+          <w:p>
+            <w:r>
+              <w:rPr>
+                <w:b/>
+                <w:color w:val="C53030"/>
+                <w:sz w:val="19"/>
+              </w:rPr>
+              <w:t xml:space="preserve">⚠️ Common Trap / JEE Pitfall: </w:t>
+            </w:r>
+            <w:r>
+              <w:rPr>
+                <w:color w:val="2D3748"/>
+                <w:sz w:val="19"/>
+              </w:rPr>
+              <w:t>Kinetic energy and potential energy oscillate at TWICE the frequency (2ω) of displacement.</w:t>
+            </w:r>
+          </w:p>
+        </w:tc>
+      </w:tr>
+    </w:tbl>
+    <w:tbl>
+      <w:tblPr>
+        <w:tblW w:type="auto" w:w="0"/>
+        <w:jc w:val="center"/>
+        <w:tblLook w:firstColumn="1" w:firstRow="1" w:lastColumn="0" w:lastRow="0" w:noHBand="0" w:noVBand="1" w:val="04A0"/>
+      </w:tblPr>
+      <w:tblGrid>
+        <w:gridCol w:w="10080"/>
+      </w:tblGrid>
+      <w:tr>
+        <w:tc>
+          <w:tcPr>
+            <w:tcW w:type="dxa" w:w="10080"/>
+            <w:shd w:fill="F0FFF4"/>
+            <w:tcMar>
+              <w:top w:w="100" w:type="dxa"/>
+              <w:bottom w:w="100" w:type="dxa"/>
+              <w:left w:w="150" w:type="dxa"/>
+              <w:right w:w="150" w:type="dxa"/>
+            </w:tcMar>
+          </w:tcPr>
+          <w:p>
+            <w:r>
+              <w:rPr>
+                <w:b/>
+                <w:color w:val="276749"/>
+                <w:sz w:val="19"/>
+              </w:rPr>
+              <w:t xml:space="preserve">💡 Speed Hack / Trick: </w:t>
+            </w:r>
+            <w:r>
+              <w:rPr>
+                <w:color w:val="2D3748"/>
+                <w:sz w:val="19"/>
+              </w:rPr>
+              <w:t>When a spring of constant k is cut into ratio 1 : n, the parts have constants k_1 = k(n+1) and k_2 = k(n+1 / n).</w:t>
+            </w:r>
+          </w:p>
+        </w:tc>
+      </w:tr>
+    </w:tbl>
+    <w:p>
+      <w:pPr>
+        <w:spacing w:before="120" w:after="40"/>
+      </w:pPr>
+      <w:r>
+        <w:rPr>
+          <w:b/>
+          <w:color w:val="1A365D"/>
+          <w:sz w:val="19"/>
+        </w:rPr>
+        <w:t>Source PYQs testing this concept:</w:t>
+      </w:r>
+    </w:p>
+    <w:p>
+      <w:pPr>
+        <w:pStyle w:val="ListBullet"/>
+        <w:spacing w:after="40"/>
+      </w:pPr>
+      <w:r>
+        <w:rPr>
+          <w:b/>
+          <w:sz w:val="18"/>
+        </w:rPr>
+        <w:t xml:space="preserve">[2025 Shift] Q#2 (MCQ): </w:t>
+      </w:r>
+      <w:r>
+        <w:rPr>
+          <w:sz w:val="18"/>
+        </w:rPr>
+        <w:t xml:space="preserve">"The variations of kinetic energy K(x) , potential energy U(x) and total energy as a function of displacement of a particle in SHM is as ..."  </w:t>
+      </w:r>
+      <w:r>
+        <w:rPr>
+          <w:b/>
+          <w:color w:val="2B6CB0"/>
+          <w:sz w:val="18"/>
+        </w:rPr>
+        <w:t>[Ans: N/A]</w:t>
+      </w:r>
+    </w:p>
+    <w:p>
+      <w:pPr>
+        <w:pStyle w:val="ListBullet"/>
+        <w:spacing w:after="40"/>
+      </w:pPr>
+      <w:r>
+        <w:rPr>
+          <w:b/>
+          <w:sz w:val="18"/>
+        </w:rPr>
+        <w:t xml:space="preserve">[2021 Shift] Q#2 (MCQ): </w:t>
+      </w:r>
+      <w:r>
+        <w:rPr>
+          <w:sz w:val="18"/>
+        </w:rPr>
+        <w:t xml:space="preserve">"A pendulum oscillates simple harmonically and only if I. the sizer of the bob of pendulum is negligible in comparison with the length of the..."  </w:t>
+      </w:r>
+      <w:r>
+        <w:rPr>
+          <w:b/>
+          <w:color w:val="2B6CB0"/>
+          <w:sz w:val="18"/>
+        </w:rPr>
+        <w:t>[Ans: N/A]</w:t>
+      </w:r>
+    </w:p>
+    <w:p>
+      <w:pPr>
+        <w:pStyle w:val="ListBullet"/>
+        <w:spacing w:after="40"/>
+      </w:pPr>
+      <w:r>
+        <w:rPr>
+          <w:b/>
+          <w:sz w:val="18"/>
+        </w:rPr>
+        <w:t xml:space="preserve">[2020 Shift] Q#3 (MCQ): </w:t>
+      </w:r>
+      <w:r>
+        <w:rPr>
+          <w:sz w:val="18"/>
+        </w:rPr>
+        <w:t xml:space="preserve">"A tray of mass 12kg is supported by two identical springs as shown in figure. When the tray is pressed down slightly and then released, it..."  </w:t>
       </w:r>
       <w:r>
         <w:rPr>
@@ -660,6 +1047,127 @@
               <w:t>Solution Analysis:</w:t>
               <w:br/>
               <w:t>For SHM, x=Acos(ω t+ϕ) Given displacement is x=6.0cos(100t+π/4)cm So the amplitude is A=6.0cm=0.06m and angular frequency is ω=100rad s^-1 In SHM, maximum kinetic energy is equal to the total mechanical energy: K_(max)=(1 / 2)mω^2A^2 Substitute the values: K_(max)=(1 / 2)(1)(100)^2(0.06)^2 K_(max)=(1 / 2) × 10000 × 0.0036 K_(max)=18J So the maximum kinetic energy is 18J Correct option: Option D.</w:t>
+            </w:r>
+          </w:p>
+        </w:tc>
+      </w:tr>
+    </w:tbl>
+    <w:p>
+      <w:pPr>
+        <w:spacing w:after="120"/>
+      </w:pPr>
+    </w:p>
+    <w:p>
+      <w:pPr>
+        <w:spacing w:before="160" w:after="40"/>
+      </w:pPr>
+      <w:r>
+        <w:rPr>
+          <w:b/>
+          <w:color w:val="1A365D"/>
+          <w:sz w:val="22"/>
+        </w:rPr>
+        <w:t>Benchmark Problem 2: KCET 2017 (Q#1)</w:t>
+      </w:r>
+    </w:p>
+    <w:p>
+      <w:pPr>
+        <w:spacing w:after="80"/>
+      </w:pPr>
+      <w:r>
+        <w:rPr>
+          <w:sz w:val="20"/>
+        </w:rPr>
+        <w:t>Two simple pendulums A and B are made to oscillate simultaneously and it is found that A completes 10 oscillations in 20 sec and B completes 8 oscillations in 10 sec . The ratio of the length of A and B is</w:t>
+      </w:r>
+    </w:p>
+    <w:p>
+      <w:pPr>
+        <w:pStyle w:val="ListBullet"/>
+        <w:spacing w:after="20"/>
+      </w:pPr>
+      <w:r>
+        <w:rPr>
+          <w:sz w:val="19"/>
+        </w:rPr>
+        <w:t>(A) (25 / 64)</w:t>
+      </w:r>
+    </w:p>
+    <w:p>
+      <w:pPr>
+        <w:pStyle w:val="ListBullet"/>
+        <w:spacing w:after="20"/>
+      </w:pPr>
+      <w:r>
+        <w:rPr>
+          <w:sz w:val="19"/>
+        </w:rPr>
+        <w:t>(B) (64 / 25)</w:t>
+      </w:r>
+    </w:p>
+    <w:p>
+      <w:pPr>
+        <w:pStyle w:val="ListBullet"/>
+        <w:spacing w:after="20"/>
+      </w:pPr>
+      <w:r>
+        <w:rPr>
+          <w:sz w:val="19"/>
+        </w:rPr>
+        <w:t>(C) (8 / 5)</w:t>
+      </w:r>
+    </w:p>
+    <w:p>
+      <w:pPr>
+        <w:pStyle w:val="ListBullet"/>
+        <w:spacing w:after="20"/>
+      </w:pPr>
+      <w:r>
+        <w:rPr>
+          <w:sz w:val="19"/>
+        </w:rPr>
+        <w:t>(D) (5 / 4)</w:t>
+      </w:r>
+    </w:p>
+    <w:tbl>
+      <w:tblPr>
+        <w:tblW w:type="auto" w:w="0"/>
+        <w:jc w:val="center"/>
+        <w:tblLook w:firstColumn="1" w:firstRow="1" w:lastColumn="0" w:lastRow="0" w:noHBand="0" w:noVBand="1" w:val="04A0"/>
+      </w:tblPr>
+      <w:tblGrid>
+        <w:gridCol w:w="10080"/>
+      </w:tblGrid>
+      <w:tr>
+        <w:tc>
+          <w:tcPr>
+            <w:tcW w:type="dxa" w:w="10080"/>
+            <w:shd w:fill="F7FAFC"/>
+            <w:tcMar>
+              <w:top w:w="100" w:type="dxa"/>
+              <w:bottom w:w="100" w:type="dxa"/>
+              <w:left w:w="150" w:type="dxa"/>
+              <w:right w:w="150" w:type="dxa"/>
+            </w:tcMar>
+          </w:tcPr>
+          <w:p>
+            <w:r>
+              <w:rPr>
+                <w:b/>
+                <w:color w:val="1A365D"/>
+                <w:sz w:val="19"/>
+              </w:rPr>
+              <w:t>Correct Answer: None</w:t>
+              <w:br/>
+            </w:r>
+            <w:r>
+              <w:rPr>
+                <w:color w:val="2D3748"/>
+                <w:sz w:val="18"/>
+              </w:rPr>
+              <w:t>Solution Analysis:</w:t>
+              <w:br/>
+              <w:t>To determine the ratio of the lengths of pendulums A and B , we start with the given information: For pendulum A : It completes 10 oscillations in 20 seconds. The time period T_(A) is the total time divided by the number of oscillations: T_(A)=(20seconds / 10)=2seconds The formula for the period of a pendulum is given by: T_(A)=2π√(\fracL_(A))g where L_(A) is the length of pendulum A and g is the acceleration due to gravity. For pendulum B : It completes 8 oscillations in 10 seconds. The time period T_(B) is: T_(B)=(10seconds / 8)=1.25seconds The formula for the period of pendulum B is: T_(B)=2π√(\fracL_(B))g where L_(B) is the length of pendulum B . To find the ratio of their lengths, we need to compare the periods using the formula for the period: Step 1: Express the square of the periods based on their formula: T_(A)^2=(2π√(\fracL_(A))g)^2 ⇒ (\fracL_(A)g)=(\fracT_(A)2π)^2 T_(B)^2=(2π√(\fracL_(B))g)^2 ⇒ (\fracL_(B)g)=(\fracT_(B)2π)^2 Step 2: Divide the two expressions to find the ratio \fracL_(A)L_(B) : \fracL_(A)L_(B)=(\fracT_(A)T_(B))^2 Substitute the values of T_(A) and T_(B) : \fracL_(A)L_(B)=((2 / 1.25))^2=((160 / 100))^2=(64 / 25) Thus, the ratio of the lengths of pendulum A to B is (64 / 25) .</w:t>
             </w:r>
           </w:p>
         </w:tc>

--- a/data/exports/kcet-simple-harmonic-motion_revision_notes.docx
+++ b/data/exports/kcet-simple-harmonic-motion_revision_notes.docx
@@ -13,7 +13,7 @@
           <w:color w:val="1A365D"/>
           <w:sz w:val="44"/>
         </w:rPr>
-        <w:t>JEE MAIN REVISION MASTER: SIMPLE HARMONIC MOTION 2026 1 QUESTIONS 1.67% WEIGHTAGE</w:t>
+        <w:t>JEE MAIN REVISION MASTER: SIMPLE HARMONIC MOTION</w:t>
       </w:r>
     </w:p>
     <w:p>
@@ -296,7 +296,7 @@
               <w:rPr>
                 <w:sz w:val="19"/>
               </w:rPr>
-              <w:t>4 PYQs</w:t>
+              <w:t>3 PYQs</w:t>
             </w:r>
           </w:p>
         </w:tc>
@@ -725,7 +725,7 @@
           <w:color w:val="2B6CB0"/>
           <w:sz w:val="24"/>
         </w:rPr>
-        <w:t>3.2 Energy in SHM &amp; Spring-Pendulum Systems (Moderate Yield — 4 PYQs)</w:t>
+        <w:t>3.2 Energy in SHM &amp; Spring-Pendulum Systems (Moderate Yield — 3 PYQs)</w:t>
       </w:r>
     </w:p>
     <w:p>
@@ -848,33 +848,6 @@
           <w:b/>
           <w:sz w:val="18"/>
         </w:rPr>
-        <w:t xml:space="preserve">[2025 Shift] Q#2 (MCQ): </w:t>
-      </w:r>
-      <w:r>
-        <w:rPr>
-          <w:sz w:val="18"/>
-        </w:rPr>
-        <w:t xml:space="preserve">"The variations of kinetic energy K(x) , potential energy U(x) and total energy as a function of displacement of a particle in SHM is as ..."  </w:t>
-      </w:r>
-      <w:r>
-        <w:rPr>
-          <w:b/>
-          <w:color w:val="2B6CB0"/>
-          <w:sz w:val="18"/>
-        </w:rPr>
-        <w:t>[Ans: N/A]</w:t>
-      </w:r>
-    </w:p>
-    <w:p>
-      <w:pPr>
-        <w:pStyle w:val="ListBullet"/>
-        <w:spacing w:after="40"/>
-      </w:pPr>
-      <w:r>
-        <w:rPr>
-          <w:b/>
-          <w:sz w:val="18"/>
-        </w:rPr>
         <w:t xml:space="preserve">[2021 Shift] Q#2 (MCQ): </w:t>
       </w:r>
       <w:r>
@@ -909,6 +882,33 @@
           <w:sz w:val="18"/>
         </w:rPr>
         <w:t xml:space="preserve">"A tray of mass 12kg is supported by two identical springs as shown in figure. When the tray is pressed down slightly and then released, it..."  </w:t>
+      </w:r>
+      <w:r>
+        <w:rPr>
+          <w:b/>
+          <w:color w:val="2B6CB0"/>
+          <w:sz w:val="18"/>
+        </w:rPr>
+        <w:t>[Ans: N/A]</w:t>
+      </w:r>
+    </w:p>
+    <w:p>
+      <w:pPr>
+        <w:pStyle w:val="ListBullet"/>
+        <w:spacing w:after="40"/>
+      </w:pPr>
+      <w:r>
+        <w:rPr>
+          <w:b/>
+          <w:sz w:val="18"/>
+        </w:rPr>
+        <w:t xml:space="preserve">[2017 Shift] Q#1 (MCQ): </w:t>
+      </w:r>
+      <w:r>
+        <w:rPr>
+          <w:sz w:val="18"/>
+        </w:rPr>
+        <w:t xml:space="preserve">"Two simple pendulums A and B are made to oscillate simultaneously and it is found that A completes 10 oscillations in 20 sec and B c..."  </w:t>
       </w:r>
       <w:r>
         <w:rPr>

--- a/data/exports/kcet-simple-harmonic-motion_revision_notes.docx
+++ b/data/exports/kcet-simple-harmonic-motion_revision_notes.docx
@@ -164,10 +164,10 @@
             <w:r>
               <w:rPr>
                 <w:b/>
-                <w:color w:val="2B6CB0"/>
+                <w:color w:val="718096"/>
                 <w:sz w:val="19"/>
               </w:rPr>
-              <w:t>High</w:t>
+              <w:t>Moderate</w:t>
             </w:r>
           </w:p>
         </w:tc>
@@ -189,7 +189,7 @@
                 <w:color w:val="2D3748"/>
                 <w:sz w:val="19"/>
               </w:rPr>
-              <w:t>Kinematics &amp; Dynamics of SHM</w:t>
+              <w:t>SHM Kinematics &amp; Energy Relations</w:t>
             </w:r>
           </w:p>
         </w:tc>
@@ -209,7 +209,7 @@
               <w:rPr>
                 <w:sz w:val="19"/>
               </w:rPr>
-              <w:t>8 PYQs</w:t>
+              <w:t>7 PYQs</w:t>
             </w:r>
           </w:p>
         </w:tc>
@@ -230,7 +230,7 @@
                 <w:color w:val="718096"/>
                 <w:sz w:val="19"/>
               </w:rPr>
-              <w:t>SHM Basics</w:t>
+              <w:t>Oscillations</w:t>
             </w:r>
           </w:p>
         </w:tc>
@@ -254,7 +254,7 @@
                 <w:color w:val="718096"/>
                 <w:sz w:val="19"/>
               </w:rPr>
-              <w:t>Moderate</w:t>
+              <w:t>Standard</w:t>
             </w:r>
           </w:p>
         </w:tc>
@@ -276,7 +276,7 @@
                 <w:color w:val="2D3748"/>
                 <w:sz w:val="19"/>
               </w:rPr>
-              <w:t>Energy in SHM &amp; Spring-Pendulum Systems</w:t>
+              <w:t>Time Period of Simple Pendulum &amp; Spring-Mass Systems</w:t>
             </w:r>
           </w:p>
         </w:tc>
@@ -296,7 +296,7 @@
               <w:rPr>
                 <w:sz w:val="19"/>
               </w:rPr>
-              <w:t>3 PYQs</w:t>
+              <w:t>2 PYQs</w:t>
             </w:r>
           </w:p>
         </w:tc>
@@ -317,7 +317,7 @@
                 <w:color w:val="718096"/>
                 <w:sz w:val="19"/>
               </w:rPr>
-              <w:t>Energy &amp; Systems</w:t>
+              <w:t>Oscillation Systems</w:t>
             </w:r>
           </w:p>
         </w:tc>
@@ -417,7 +417,7 @@
                 <w:color w:val="1A365D"/>
                 <w:sz w:val="19"/>
               </w:rPr>
-              <w:t>Kinematics &amp; Dynamics of SHM</w:t>
+              <w:t>SHM Kinematics &amp; Energy Relations</w:t>
             </w:r>
           </w:p>
         </w:tc>
@@ -439,7 +439,7 @@
                 <w:color w:val="2D3748"/>
                 <w:sz w:val="19"/>
               </w:rPr>
-              <w:t>x(t) = A\sin(\omega t + \phi), \quad v = \omega\sqrt{A^2 - x^2}, \quad a = -\omega^2 x, \quad T = 2\pi\sqrt{\frac{m}{k}}</w:t>
+              <w:t>v = \omega\sqrt{A^2 - x^2}, \quad a = -\omega^2 x, \quad E_{\text{total}} = \frac{1}{2}m\omega^2 A^2 = 2\pi^2 m f^2 A^2</w:t>
             </w:r>
           </w:p>
         </w:tc>
@@ -463,7 +463,7 @@
                 <w:color w:val="1A365D"/>
                 <w:sz w:val="19"/>
               </w:rPr>
-              <w:t>Energy in SHM &amp; Spring-Pendulum Systems</w:t>
+              <w:t>Time Period of Simple Pendulum &amp; Spring-Mass Systems</w:t>
             </w:r>
           </w:p>
         </w:tc>
@@ -485,7 +485,7 @@
                 <w:color w:val="2D3748"/>
                 <w:sz w:val="19"/>
               </w:rPr>
-              <w:t>E_{\text{total}} = \frac{1}{2}m\omega^2 A^2 = \frac{1}{2}kA^2 = \text{const}, \quad T_{\text{spring}} = 2\pi\sqrt{\frac{m}{k}}, \quad T_{\text{pendulum}} = 2\pi\sqrt{\frac{l}{g}}</w:t>
+              <w:t>T_{\text{pendulum}} = 2\pi\sqrt{\frac{L}{g}}, \quad T_{\text{spring}} = 2\pi\sqrt{\frac{m}{k}}, \quad k \times L = \text{constant}</w:t>
             </w:r>
           </w:p>
         </w:tc>
@@ -517,7 +517,7 @@
           <w:color w:val="2B6CB0"/>
           <w:sz w:val="24"/>
         </w:rPr>
-        <w:t>3.1 Kinematics &amp; Dynamics of SHM (High Yield — 8 PYQs)</w:t>
+        <w:t>3.1 SHM Kinematics &amp; Energy Relations (Moderate Yield — 7 PYQs)</w:t>
       </w:r>
     </w:p>
     <w:p>
@@ -532,7 +532,7 @@
         <w:rPr>
           <w:sz w:val="20"/>
         </w:rPr>
-        <w:t>Differential equation of SHM (d^2x / dt^2) + ω^2 x = 0, displacement, velocity, acceleration, and phase relations.</w:t>
+        <w:t>Kinematics of SHM: x = Asinω t, v = ω√(A^2-x^2), a = -ω^2 x. At mean position (x=0): v = v_(\max) = Aω, a = 0, K is maximum. At extremes (x=± A): v = 0, a = a_(\max) = ω^2 A, U is maximum. Total energy E = (1 / 2)mω^2 A^2 is constant at all positions.</w:t>
       </w:r>
     </w:p>
     <w:tbl>
@@ -570,7 +570,7 @@
                 <w:color w:val="2D3748"/>
                 <w:sz w:val="19"/>
               </w:rPr>
-              <w:t>Velocity leads displacement by π/2; acceleration leads displacement by π rad (opposite phase).</w:t>
+              <w:t>Kinetic and potential energy oscillate with frequency 2f (twice the frequency of displacement x)!</w:t>
             </w:r>
           </w:p>
         </w:tc>
@@ -611,7 +611,7 @@
                 <w:color w:val="2D3748"/>
                 <w:sz w:val="19"/>
               </w:rPr>
-              <w:t>At mean position (x = 0): v_(max) = Aω, a = 0. At extreme (x = ± A): v = 0, a_(max) = ω^2 A.</w:t>
+              <w:t>At what displacement is K = U? When x = \fracA√(2). At what displacement is K = 3U? When x = (A / 2).</w:t>
             </w:r>
           </w:p>
         </w:tc>
@@ -725,7 +725,7 @@
           <w:color w:val="2B6CB0"/>
           <w:sz w:val="24"/>
         </w:rPr>
-        <w:t>3.2 Energy in SHM &amp; Spring-Pendulum Systems (Moderate Yield — 3 PYQs)</w:t>
+        <w:t>3.2 Time Period of Simple Pendulum &amp; Spring-Mass Systems (Standard Yield — 2 PYQs)</w:t>
       </w:r>
     </w:p>
     <w:p>
@@ -740,7 +740,7 @@
         <w:rPr>
           <w:sz w:val="20"/>
         </w:rPr>
-        <w:t>Energy oscillation in SHM (frequency of K and U is 2f), springs in series/parallel, and simple pendulum period.</w:t>
+        <w:t>Time period of simple pendulum: T = 2π√((L / g)). A seconds pendulum has period T = 2 s and length L ≈ 1 m. Spring-mass system: T = 2π√((m / k)). If a spring of constant k is cut into n equal parts, each part has stiffness k' = n k.</w:t>
       </w:r>
     </w:p>
     <w:tbl>
@@ -778,7 +778,7 @@
                 <w:color w:val="2D3748"/>
                 <w:sz w:val="19"/>
               </w:rPr>
-              <w:t>Kinetic energy and potential energy oscillate at TWICE the frequency (2ω) of displacement.</w:t>
+              <w:t>Time period of a spring-mass system is independent of gravity g; taking a spring-mass oscillator to the Moon does not change its frequency!</w:t>
             </w:r>
           </w:p>
         </w:tc>
@@ -819,7 +819,7 @@
                 <w:color w:val="2D3748"/>
                 <w:sz w:val="19"/>
               </w:rPr>
-              <w:t>When a spring of constant k is cut into ratio 1 : n, the parts have constants k_1 = k(n+1) and k_2 = k(n+1 / n).</w:t>
+              <w:t>If the length of a pendulum increases by 2\%, its time period increases by 1\% (T \propto L^1/2). It loses 432 seconds per day.</w:t>
             </w:r>
           </w:p>
         </w:tc>
@@ -836,33 +836,6 @@
           <w:sz w:val="19"/>
         </w:rPr>
         <w:t>Source PYQs testing this concept:</w:t>
-      </w:r>
-    </w:p>
-    <w:p>
-      <w:pPr>
-        <w:pStyle w:val="ListBullet"/>
-        <w:spacing w:after="40"/>
-      </w:pPr>
-      <w:r>
-        <w:rPr>
-          <w:b/>
-          <w:sz w:val="18"/>
-        </w:rPr>
-        <w:t xml:space="preserve">[2021 Shift] Q#2 (MCQ): </w:t>
-      </w:r>
-      <w:r>
-        <w:rPr>
-          <w:sz w:val="18"/>
-        </w:rPr>
-        <w:t xml:space="preserve">"A pendulum oscillates simple harmonically and only if I. the sizer of the bob of pendulum is negligible in comparison with the length of the..."  </w:t>
-      </w:r>
-      <w:r>
-        <w:rPr>
-          <w:b/>
-          <w:color w:val="2B6CB0"/>
-          <w:sz w:val="18"/>
-        </w:rPr>
-        <w:t>[Ans: N/A]</w:t>
       </w:r>
     </w:p>
     <w:p>
@@ -1067,7 +1040,7 @@
           <w:color w:val="1A365D"/>
           <w:sz w:val="22"/>
         </w:rPr>
-        <w:t>Benchmark Problem 2: KCET 2017 (Q#1)</w:t>
+        <w:t>Benchmark Problem 2: KCET 2020 (Q#3)</w:t>
       </w:r>
     </w:p>
     <w:p>
@@ -1078,7 +1051,7 @@
         <w:rPr>
           <w:sz w:val="20"/>
         </w:rPr>
-        <w:t>Two simple pendulums A and B are made to oscillate simultaneously and it is found that A completes 10 oscillations in 20 sec and B completes 8 oscillations in 10 sec . The ratio of the length of A and B is</w:t>
+        <w:t>A tray of mass 12kg is supported by two identical springs as shown in figure. When the tray is pressed down slightly and then released, it executes SHM with a time period of 1.5s . The spring constant of each spring is</w:t>
       </w:r>
     </w:p>
     <w:p>
@@ -1090,7 +1063,7 @@
         <w:rPr>
           <w:sz w:val="19"/>
         </w:rPr>
-        <w:t>(A) (25 / 64)</w:t>
+        <w:t>(A) 50 Nm ^-1</w:t>
       </w:r>
     </w:p>
     <w:p>
@@ -1102,7 +1075,7 @@
         <w:rPr>
           <w:sz w:val="19"/>
         </w:rPr>
-        <w:t>(B) (64 / 25)</w:t>
+        <w:t>(B) 0</w:t>
       </w:r>
     </w:p>
     <w:p>
@@ -1114,7 +1087,7 @@
         <w:rPr>
           <w:sz w:val="19"/>
         </w:rPr>
-        <w:t>(C) (8 / 5)</w:t>
+        <w:t>(C) 105 Nm ^-1</w:t>
       </w:r>
     </w:p>
     <w:p>
@@ -1126,7 +1099,7 @@
         <w:rPr>
           <w:sz w:val="19"/>
         </w:rPr>
-        <w:t>(D) (5 / 4)</w:t>
+        <w:t>(D) ∞</w:t>
       </w:r>
     </w:p>
     <w:tbl>
@@ -1167,7 +1140,7 @@
               </w:rPr>
               <w:t>Solution Analysis:</w:t>
               <w:br/>
-              <w:t>To determine the ratio of the lengths of pendulums A and B , we start with the given information: For pendulum A : It completes 10 oscillations in 20 seconds. The time period T_(A) is the total time divided by the number of oscillations: T_(A)=(20seconds / 10)=2seconds The formula for the period of a pendulum is given by: T_(A)=2π√(\fracL_(A))g where L_(A) is the length of pendulum A and g is the acceleration due to gravity. For pendulum B : It completes 8 oscillations in 10 seconds. The time period T_(B) is: T_(B)=(10seconds / 8)=1.25seconds The formula for the period of pendulum B is: T_(B)=2π√(\fracL_(B))g where L_(B) is the length of pendulum B . To find the ratio of their lengths, we need to compare the periods using the formula for the period: Step 1: Express the square of the periods based on their formula: T_(A)^2=(2π√(\fracL_(A))g)^2 ⇒ (\fracL_(A)g)=(\fracT_(A)2π)^2 T_(B)^2=(2π√(\fracL_(B))g)^2 ⇒ (\fracL_(B)g)=(\fracT_(B)2π)^2 Step 2: Divide the two expressions to find the ratio \fracL_(A)L_(B) : \fracL_(A)L_(B)=(\fracT_(A)T_(B))^2 Substitute the values of T_(A) and T_(B) : \fracL_(A)L_(B)=((2 / 1.25))^2=((160 / 100))^2=(64 / 25) Thus, the ratio of the lengths of pendulum A to B is (64 / 25) .</w:t>
+              <w:t>Mass of tray, m=12kg Time period, T=1.5s If k be the spring constant of each spring, then k_(1)=k_(2)=k since, springs are connected in parallel, hence k_(baA)=k+k Time period, T=2π√(\fracm)k_(net)=2π√(\fracm)k_(1)+k_(2) ⇒ 1.5=2π√((12 / k+k)) ⇒ 1.5=2π√((12 / 2k)) ⇒ 1.5=2π√((6 / k)) Squaring both side, we have 2.25 =4π^2 · (6 / k) ⇒ k =\frac4π^2 × 62.25 =105.17Nm^-1 ≈ 105Nm^-1</w:t>
             </w:r>
           </w:p>
         </w:tc>
